--- a/JohnSylvester_2026.docx
+++ b/JohnSylvester_2026.docx
@@ -133,7 +133,23 @@
           <w:b/>
           <w:sz w:val="32"/>
         </w:rPr>
-        <w:t xml:space="preserve"> (21+ years IT Experience)</w:t>
+        <w:t xml:space="preserve"> (2</w:t>
+      </w:r>
+      <w:r>
+        <w:rPr>
+          <w:rFonts w:ascii="Cambria" w:eastAsia="Cambria" w:hAnsi="Cambria" w:cs="Cambria"/>
+          <w:b/>
+          <w:sz w:val="32"/>
+        </w:rPr>
+        <w:t>2</w:t>
+      </w:r>
+      <w:r>
+        <w:rPr>
+          <w:rFonts w:ascii="Cambria" w:eastAsia="Cambria" w:hAnsi="Cambria" w:cs="Cambria"/>
+          <w:b/>
+          <w:sz w:val="32"/>
+        </w:rPr>
+        <w:t>+ years IT Experience)</w:t>
       </w:r>
       <w:r>
         <w:rPr>
@@ -2043,7 +2059,13 @@
               <w:rPr>
                 <w:sz w:val="21"/>
               </w:rPr>
-              <w:t>Google Cloud.</w:t>
+              <w:t>Google Cloud</w:t>
+            </w:r>
+            <w:r>
+              <w:rPr>
+                <w:sz w:val="21"/>
+              </w:rPr>
+              <w:t xml:space="preserve"> , Gen AI ,Agentic AI.</w:t>
             </w:r>
           </w:p>
         </w:tc>

--- a/JohnSylvester_2026.docx
+++ b/JohnSylvester_2026.docx
@@ -37,7 +37,15 @@
         </w:r>
       </w:hyperlink>
       <w:r>
-        <w:t xml:space="preserve">                               Email : jajohnsylvester@gmail.com                                                  </w:t>
+        <w:t xml:space="preserve">                               </w:t>
+      </w:r>
+      <w:proofErr w:type="gramStart"/>
+      <w:r>
+        <w:t>Email :</w:t>
+      </w:r>
+      <w:proofErr w:type="gramEnd"/>
+      <w:r>
+        <w:t xml:space="preserve"> jajohnsylvester@gmail.com                                                  </w:t>
       </w:r>
       <w:hyperlink r:id="rId8">
         <w:r>
@@ -909,8 +917,50 @@
           <w:bCs/>
           <w:sz w:val="20"/>
         </w:rPr>
-        <w:t xml:space="preserve"> 11 years of driving technical strategy, including 3+ years as a Solution </w:t>
-      </w:r>
+        <w:t xml:space="preserve"> </w:t>
+      </w:r>
+      <w:r>
+        <w:rPr>
+          <w:rFonts w:ascii="Tahoma" w:eastAsia="Tahoma" w:hAnsi="Tahoma" w:cs="Tahoma"/>
+          <w:bCs/>
+          <w:sz w:val="20"/>
+        </w:rPr>
+        <w:t>4</w:t>
+      </w:r>
+      <w:r>
+        <w:rPr>
+          <w:rFonts w:ascii="Tahoma" w:eastAsia="Tahoma" w:hAnsi="Tahoma" w:cs="Tahoma"/>
+          <w:bCs/>
+          <w:sz w:val="20"/>
+        </w:rPr>
+        <w:t>+ years as a Solution</w:t>
+      </w:r>
+      <w:r>
+        <w:rPr>
+          <w:rFonts w:ascii="Tahoma" w:eastAsia="Tahoma" w:hAnsi="Tahoma" w:cs="Tahoma"/>
+          <w:bCs/>
+          <w:sz w:val="20"/>
+        </w:rPr>
+        <w:t xml:space="preserve"> </w:t>
+      </w:r>
+      <w:proofErr w:type="gramStart"/>
+      <w:r>
+        <w:rPr>
+          <w:rFonts w:ascii="Tahoma" w:eastAsia="Tahoma" w:hAnsi="Tahoma" w:cs="Tahoma"/>
+          <w:bCs/>
+          <w:sz w:val="20"/>
+        </w:rPr>
+        <w:t xml:space="preserve">Architect </w:t>
+      </w:r>
+      <w:r>
+        <w:rPr>
+          <w:rFonts w:ascii="Tahoma" w:eastAsia="Tahoma" w:hAnsi="Tahoma" w:cs="Tahoma"/>
+          <w:bCs/>
+          <w:sz w:val="20"/>
+        </w:rPr>
+        <w:t>,</w:t>
+      </w:r>
+      <w:proofErr w:type="gramEnd"/>
     </w:p>
     <w:p>
       <w:pPr>
@@ -929,7 +979,65 @@
           <w:bCs/>
           <w:sz w:val="20"/>
         </w:rPr>
-        <w:t>Architect and 8 years as a Technical Architect.</w:t>
+        <w:t xml:space="preserve">8 years as </w:t>
+      </w:r>
+      <w:proofErr w:type="gramStart"/>
+      <w:r>
+        <w:rPr>
+          <w:rFonts w:ascii="Tahoma" w:eastAsia="Tahoma" w:hAnsi="Tahoma" w:cs="Tahoma"/>
+          <w:bCs/>
+          <w:sz w:val="20"/>
+        </w:rPr>
+        <w:t>a</w:t>
+      </w:r>
+      <w:proofErr w:type="gramEnd"/>
+      <w:r>
+        <w:rPr>
+          <w:rFonts w:ascii="Tahoma" w:eastAsia="Tahoma" w:hAnsi="Tahoma" w:cs="Tahoma"/>
+          <w:bCs/>
+          <w:sz w:val="20"/>
+        </w:rPr>
+        <w:t xml:space="preserve"> </w:t>
+      </w:r>
+      <w:r>
+        <w:rPr>
+          <w:rFonts w:ascii="Tahoma" w:eastAsia="Tahoma" w:hAnsi="Tahoma" w:cs="Tahoma"/>
+          <w:bCs/>
+          <w:sz w:val="20"/>
+        </w:rPr>
+        <w:t>Integration T</w:t>
+      </w:r>
+      <w:r>
+        <w:rPr>
+          <w:rFonts w:ascii="Tahoma" w:eastAsia="Tahoma" w:hAnsi="Tahoma" w:cs="Tahoma"/>
+          <w:bCs/>
+          <w:sz w:val="20"/>
+        </w:rPr>
+        <w:t>echnical Architect</w:t>
+      </w:r>
+      <w:r>
+        <w:rPr>
+          <w:rFonts w:ascii="Tahoma" w:eastAsia="Tahoma" w:hAnsi="Tahoma" w:cs="Tahoma"/>
+          <w:bCs/>
+          <w:sz w:val="20"/>
+        </w:rPr>
+        <w:t xml:space="preserve"> &amp; </w:t>
+      </w:r>
+      <w:r>
+        <w:rPr>
+          <w:rFonts w:ascii="Tahoma" w:eastAsia="Tahoma" w:hAnsi="Tahoma" w:cs="Tahoma"/>
+          <w:bCs/>
+          <w:sz w:val="20"/>
+        </w:rPr>
+        <w:t xml:space="preserve">11 years of </w:t>
+      </w:r>
+      <w:r>
+        <w:rPr>
+          <w:rFonts w:ascii="Tahoma" w:eastAsia="Tahoma" w:hAnsi="Tahoma" w:cs="Tahoma"/>
+          <w:bCs/>
+          <w:sz w:val="20"/>
+        </w:rPr>
+        <w:t>development experience.</w:t>
       </w:r>
     </w:p>
     <w:p>
@@ -1165,7 +1273,7 @@
           <w:bCs/>
           <w:sz w:val="20"/>
         </w:rPr>
-        <w:t xml:space="preserve"> Continuous learner with 200+ </w:t>
+        <w:t xml:space="preserve"> Continuous learner with </w:t>
       </w:r>
       <w:r>
         <w:rPr>
@@ -1173,7 +1281,33 @@
           <w:bCs/>
           <w:sz w:val="20"/>
         </w:rPr>
-        <w:t xml:space="preserve">Credly </w:t>
+        <w:t>350</w:t>
+      </w:r>
+      <w:r>
+        <w:rPr>
+          <w:rFonts w:ascii="Tahoma" w:eastAsia="Tahoma" w:hAnsi="Tahoma" w:cs="Tahoma"/>
+          <w:bCs/>
+          <w:sz w:val="20"/>
+        </w:rPr>
+        <w:t xml:space="preserve">+ </w:t>
+      </w:r>
+      <w:proofErr w:type="spellStart"/>
+      <w:r>
+        <w:rPr>
+          <w:rFonts w:ascii="Tahoma" w:eastAsia="Tahoma" w:hAnsi="Tahoma" w:cs="Tahoma"/>
+          <w:bCs/>
+          <w:sz w:val="20"/>
+        </w:rPr>
+        <w:t>Credly</w:t>
+      </w:r>
+      <w:proofErr w:type="spellEnd"/>
+      <w:r>
+        <w:rPr>
+          <w:rFonts w:ascii="Tahoma" w:eastAsia="Tahoma" w:hAnsi="Tahoma" w:cs="Tahoma"/>
+          <w:bCs/>
+          <w:sz w:val="20"/>
+        </w:rPr>
+        <w:t xml:space="preserve"> </w:t>
       </w:r>
       <w:r>
         <w:rPr>
@@ -1195,6 +1329,7 @@
           <w:sz w:val="20"/>
         </w:rPr>
       </w:pPr>
+      <w:proofErr w:type="gramStart"/>
       <w:r>
         <w:rPr>
           <w:rFonts w:ascii="Tahoma" w:eastAsia="Tahoma" w:hAnsi="Tahoma" w:cs="Tahoma"/>
@@ -1225,14 +1360,33 @@
           <w:bCs/>
           <w:sz w:val="20"/>
         </w:rPr>
-        <w:t>(Azure, AWS, GCP, SAFe</w:t>
-      </w:r>
+        <w:t>(</w:t>
+      </w:r>
+      <w:proofErr w:type="gramEnd"/>
       <w:r>
         <w:rPr>
           <w:rFonts w:ascii="Tahoma" w:eastAsia="Tahoma" w:hAnsi="Tahoma" w:cs="Tahoma"/>
           <w:bCs/>
           <w:sz w:val="20"/>
         </w:rPr>
+        <w:t xml:space="preserve">Azure, AWS, GCP, </w:t>
+      </w:r>
+      <w:proofErr w:type="spellStart"/>
+      <w:r>
+        <w:rPr>
+          <w:rFonts w:ascii="Tahoma" w:eastAsia="Tahoma" w:hAnsi="Tahoma" w:cs="Tahoma"/>
+          <w:bCs/>
+          <w:sz w:val="20"/>
+        </w:rPr>
+        <w:t>SAFe</w:t>
+      </w:r>
+      <w:proofErr w:type="spellEnd"/>
+      <w:r>
+        <w:rPr>
+          <w:rFonts w:ascii="Tahoma" w:eastAsia="Tahoma" w:hAnsi="Tahoma" w:cs="Tahoma"/>
+          <w:bCs/>
+          <w:sz w:val="20"/>
+        </w:rPr>
         <w:t xml:space="preserve">, </w:t>
       </w:r>
       <w:r>
@@ -1249,7 +1403,43 @@
           <w:bCs/>
           <w:sz w:val="20"/>
         </w:rPr>
-        <w:t>GenAI Technical Expert Badges )</w:t>
+        <w:t xml:space="preserve">GenAI Technical Expert </w:t>
+      </w:r>
+      <w:proofErr w:type="spellStart"/>
+      <w:proofErr w:type="gramStart"/>
+      <w:r>
+        <w:rPr>
+          <w:rFonts w:ascii="Tahoma" w:eastAsia="Tahoma" w:hAnsi="Tahoma" w:cs="Tahoma"/>
+          <w:bCs/>
+          <w:sz w:val="20"/>
+        </w:rPr>
+        <w:t>Badges</w:t>
+      </w:r>
+      <w:r>
+        <w:rPr>
+          <w:rFonts w:ascii="Tahoma" w:eastAsia="Tahoma" w:hAnsi="Tahoma" w:cs="Tahoma"/>
+          <w:bCs/>
+          <w:sz w:val="20"/>
+        </w:rPr>
+        <w:t>,Claude</w:t>
+      </w:r>
+      <w:proofErr w:type="spellEnd"/>
+      <w:proofErr w:type="gramEnd"/>
+      <w:r>
+        <w:rPr>
+          <w:rFonts w:ascii="Tahoma" w:eastAsia="Tahoma" w:hAnsi="Tahoma" w:cs="Tahoma"/>
+          <w:bCs/>
+          <w:sz w:val="20"/>
+        </w:rPr>
+        <w:t xml:space="preserve"> Certified</w:t>
+      </w:r>
+      <w:r>
+        <w:rPr>
+          <w:rFonts w:ascii="Tahoma" w:eastAsia="Tahoma" w:hAnsi="Tahoma" w:cs="Tahoma"/>
+          <w:bCs/>
+          <w:sz w:val="20"/>
+        </w:rPr>
+        <w:t>)</w:t>
       </w:r>
     </w:p>
     <w:p>
@@ -1280,16 +1470,26 @@
           <w:b/>
           <w:sz w:val="20"/>
         </w:rPr>
-        <w:t xml:space="preserve"> Attended Trainings </w:t>
-      </w:r>
+        <w:t xml:space="preserve"> Attended </w:t>
+      </w:r>
+      <w:proofErr w:type="gramStart"/>
       <w:r>
         <w:rPr>
           <w:rFonts w:ascii="Tahoma" w:eastAsia="Tahoma" w:hAnsi="Tahoma" w:cs="Tahoma"/>
           <w:b/>
           <w:sz w:val="20"/>
         </w:rPr>
+        <w:t xml:space="preserve">Trainings </w:t>
+      </w:r>
+      <w:r>
+        <w:rPr>
+          <w:rFonts w:ascii="Tahoma" w:eastAsia="Tahoma" w:hAnsi="Tahoma" w:cs="Tahoma"/>
+          <w:b/>
+          <w:sz w:val="20"/>
+        </w:rPr>
         <w:t>:</w:t>
       </w:r>
+      <w:proofErr w:type="gramEnd"/>
       <w:r>
         <w:rPr>
           <w:rFonts w:ascii="Tahoma" w:eastAsia="Tahoma" w:hAnsi="Tahoma" w:cs="Tahoma"/>
@@ -1316,7 +1516,23 @@
           <w:rFonts w:ascii="Tahoma" w:eastAsia="Tahoma" w:hAnsi="Tahoma" w:cs="Tahoma"/>
           <w:sz w:val="20"/>
         </w:rPr>
-        <w:t>D180 : Red Hat OpenShift I: Containers &amp; Kubernetes</w:t>
+        <w:t>D</w:t>
+      </w:r>
+      <w:proofErr w:type="gramStart"/>
+      <w:r>
+        <w:rPr>
+          <w:rFonts w:ascii="Tahoma" w:eastAsia="Tahoma" w:hAnsi="Tahoma" w:cs="Tahoma"/>
+          <w:sz w:val="20"/>
+        </w:rPr>
+        <w:t>180 :</w:t>
+      </w:r>
+      <w:proofErr w:type="gramEnd"/>
+      <w:r>
+        <w:rPr>
+          <w:rFonts w:ascii="Tahoma" w:eastAsia="Tahoma" w:hAnsi="Tahoma" w:cs="Tahoma"/>
+          <w:sz w:val="20"/>
+        </w:rPr>
+        <w:t xml:space="preserve"> Red Hat OpenShift I: Containers &amp; Kubernetes</w:t>
       </w:r>
       <w:r>
         <w:rPr>
@@ -1342,7 +1558,23 @@
           <w:rFonts w:ascii="Tahoma" w:eastAsia="Tahoma" w:hAnsi="Tahoma" w:cs="Tahoma"/>
           <w:sz w:val="20"/>
         </w:rPr>
-        <w:t>D280 : Red Hat OpenShift Administration II: Operating a Production Kubernetes Cluster</w:t>
+        <w:t>D</w:t>
+      </w:r>
+      <w:proofErr w:type="gramStart"/>
+      <w:r>
+        <w:rPr>
+          <w:rFonts w:ascii="Tahoma" w:eastAsia="Tahoma" w:hAnsi="Tahoma" w:cs="Tahoma"/>
+          <w:sz w:val="20"/>
+        </w:rPr>
+        <w:t>280 :</w:t>
+      </w:r>
+      <w:proofErr w:type="gramEnd"/>
+      <w:r>
+        <w:rPr>
+          <w:rFonts w:ascii="Tahoma" w:eastAsia="Tahoma" w:hAnsi="Tahoma" w:cs="Tahoma"/>
+          <w:sz w:val="20"/>
+        </w:rPr>
+        <w:t xml:space="preserve"> Red Hat OpenShift Administration II: Operating a Production Kubernetes Cluster</w:t>
       </w:r>
       <w:r>
         <w:rPr>
@@ -1431,6 +1663,90 @@
                 <w:ilvl w:val="0"/>
                 <w:numId w:val="4"/>
               </w:numPr>
+              <w:ind w:hanging="360"/>
+            </w:pPr>
+            <w:r>
+              <w:rPr>
+                <w:rFonts w:ascii="Tahoma" w:eastAsia="Tahoma" w:hAnsi="Tahoma" w:cs="Tahoma"/>
+                <w:sz w:val="20"/>
+              </w:rPr>
+              <w:t>Received “</w:t>
+            </w:r>
+            <w:r>
+              <w:rPr>
+                <w:rFonts w:ascii="Tahoma" w:eastAsia="Tahoma" w:hAnsi="Tahoma" w:cs="Tahoma"/>
+                <w:sz w:val="20"/>
+              </w:rPr>
+              <w:t xml:space="preserve">Golden Guru – Bronze </w:t>
+            </w:r>
+            <w:proofErr w:type="gramStart"/>
+            <w:r>
+              <w:rPr>
+                <w:rFonts w:ascii="Tahoma" w:eastAsia="Tahoma" w:hAnsi="Tahoma" w:cs="Tahoma"/>
+                <w:sz w:val="20"/>
+              </w:rPr>
+              <w:t>Award</w:t>
+            </w:r>
+            <w:r>
+              <w:rPr>
+                <w:rFonts w:ascii="Tahoma" w:eastAsia="Tahoma" w:hAnsi="Tahoma" w:cs="Tahoma"/>
+                <w:sz w:val="20"/>
+              </w:rPr>
+              <w:t>”</w:t>
+            </w:r>
+            <w:r>
+              <w:rPr>
+                <w:rFonts w:ascii="Tahoma" w:eastAsia="Tahoma" w:hAnsi="Tahoma" w:cs="Tahoma"/>
+                <w:sz w:val="20"/>
+              </w:rPr>
+              <w:t xml:space="preserve"> </w:t>
+            </w:r>
+            <w:r>
+              <w:rPr>
+                <w:rFonts w:ascii="Tahoma" w:eastAsia="Tahoma" w:hAnsi="Tahoma" w:cs="Tahoma"/>
+                <w:sz w:val="20"/>
+              </w:rPr>
+              <w:t xml:space="preserve"> for</w:t>
+            </w:r>
+            <w:proofErr w:type="gramEnd"/>
+            <w:r>
+              <w:rPr>
+                <w:rFonts w:ascii="Tahoma" w:eastAsia="Tahoma" w:hAnsi="Tahoma" w:cs="Tahoma"/>
+                <w:sz w:val="20"/>
+              </w:rPr>
+              <w:t xml:space="preserve"> </w:t>
+            </w:r>
+            <w:r>
+              <w:rPr>
+                <w:rFonts w:ascii="Tahoma" w:eastAsia="Tahoma" w:hAnsi="Tahoma" w:cs="Tahoma"/>
+                <w:sz w:val="20"/>
+              </w:rPr>
+              <w:t>GenAI Training – 2026.</w:t>
+            </w:r>
+            <w:r>
+              <w:rPr>
+                <w:rFonts w:ascii="Tahoma" w:eastAsia="Tahoma" w:hAnsi="Tahoma" w:cs="Tahoma"/>
+                <w:sz w:val="20"/>
+              </w:rPr>
+              <w:t xml:space="preserve"> </w:t>
+            </w:r>
+            <w:r>
+              <w:rPr>
+                <w:b/>
+                <w:sz w:val="20"/>
+              </w:rPr>
+              <w:t xml:space="preserve"> </w:t>
+            </w:r>
+            <w:r>
+              <w:t xml:space="preserve"> </w:t>
+            </w:r>
+          </w:p>
+          <w:p>
+            <w:pPr>
+              <w:numPr>
+                <w:ilvl w:val="0"/>
+                <w:numId w:val="4"/>
+              </w:numPr>
               <w:spacing w:after="42"/>
               <w:ind w:hanging="360"/>
             </w:pPr>
@@ -1439,7 +1755,39 @@
                 <w:rFonts w:ascii="Tahoma" w:eastAsia="Tahoma" w:hAnsi="Tahoma" w:cs="Tahoma"/>
                 <w:sz w:val="20"/>
               </w:rPr>
-              <w:t xml:space="preserve">Received “BU Capability Building : Celebrated Trainer Award”  - 2021. </w:t>
+              <w:t xml:space="preserve">Received “BU Capability </w:t>
+            </w:r>
+            <w:proofErr w:type="gramStart"/>
+            <w:r>
+              <w:rPr>
+                <w:rFonts w:ascii="Tahoma" w:eastAsia="Tahoma" w:hAnsi="Tahoma" w:cs="Tahoma"/>
+                <w:sz w:val="20"/>
+              </w:rPr>
+              <w:t>Building :</w:t>
+            </w:r>
+            <w:proofErr w:type="gramEnd"/>
+            <w:r>
+              <w:rPr>
+                <w:rFonts w:ascii="Tahoma" w:eastAsia="Tahoma" w:hAnsi="Tahoma" w:cs="Tahoma"/>
+                <w:sz w:val="20"/>
+              </w:rPr>
+              <w:t xml:space="preserve"> Celebrated Trainer </w:t>
+            </w:r>
+            <w:proofErr w:type="gramStart"/>
+            <w:r>
+              <w:rPr>
+                <w:rFonts w:ascii="Tahoma" w:eastAsia="Tahoma" w:hAnsi="Tahoma" w:cs="Tahoma"/>
+                <w:sz w:val="20"/>
+              </w:rPr>
+              <w:t>Award”  -</w:t>
+            </w:r>
+            <w:proofErr w:type="gramEnd"/>
+            <w:r>
+              <w:rPr>
+                <w:rFonts w:ascii="Tahoma" w:eastAsia="Tahoma" w:hAnsi="Tahoma" w:cs="Tahoma"/>
+                <w:sz w:val="20"/>
+              </w:rPr>
+              <w:t xml:space="preserve"> 2021. </w:t>
             </w:r>
             <w:r>
               <w:rPr>
@@ -1465,18 +1813,23 @@
                 <w:rFonts w:ascii="Tahoma" w:eastAsia="Tahoma" w:hAnsi="Tahoma" w:cs="Tahoma"/>
                 <w:sz w:val="20"/>
               </w:rPr>
-              <w:t xml:space="preserve">Received “Best Performance Award” for successful delivery of projects </w:t>
-            </w:r>
-            <w:r>
-              <w:rPr>
-                <w:b/>
-                <w:sz w:val="20"/>
-              </w:rPr>
-              <w:t xml:space="preserve"> </w:t>
-            </w:r>
-            <w:r>
-              <w:t xml:space="preserve"> </w:t>
-            </w:r>
+              <w:t>Received “Best Performance Award” for successful delivery of projects</w:t>
+            </w:r>
+            <w:r>
+              <w:rPr>
+                <w:rFonts w:ascii="Tahoma" w:eastAsia="Tahoma" w:hAnsi="Tahoma" w:cs="Tahoma"/>
+                <w:sz w:val="20"/>
+              </w:rPr>
+              <w:t xml:space="preserve"> – 2008.</w:t>
+            </w:r>
+            <w:r>
+              <w:t xml:space="preserve"> </w:t>
+            </w:r>
+          </w:p>
+          <w:p>
+            <w:pPr>
+              <w:ind w:left="782"/>
+            </w:pPr>
           </w:p>
         </w:tc>
       </w:tr>
@@ -1721,11 +2074,11 @@
         <w:tblLook w:val="04A0" w:firstRow="1" w:lastRow="0" w:firstColumn="1" w:lastColumn="0" w:noHBand="0" w:noVBand="1"/>
       </w:tblPr>
       <w:tblGrid>
-        <w:gridCol w:w="1745"/>
-        <w:gridCol w:w="1186"/>
-        <w:gridCol w:w="2501"/>
-        <w:gridCol w:w="1133"/>
-        <w:gridCol w:w="4064"/>
+        <w:gridCol w:w="1725"/>
+        <w:gridCol w:w="1038"/>
+        <w:gridCol w:w="2756"/>
+        <w:gridCol w:w="1128"/>
+        <w:gridCol w:w="3982"/>
       </w:tblGrid>
       <w:tr>
         <w:trPr>
@@ -1761,7 +2114,7 @@
         </w:tc>
         <w:tc>
           <w:tcPr>
-            <w:tcW w:w="1186" w:type="dxa"/>
+            <w:tcW w:w="881" w:type="dxa"/>
             <w:tcBorders>
               <w:top w:val="single" w:sz="8" w:space="0" w:color="000000"/>
               <w:left w:val="single" w:sz="8" w:space="0" w:color="000000"/>
@@ -1790,7 +2143,7 @@
         </w:tc>
         <w:tc>
           <w:tcPr>
-            <w:tcW w:w="2501" w:type="dxa"/>
+            <w:tcW w:w="2806" w:type="dxa"/>
             <w:tcBorders>
               <w:top w:val="single" w:sz="8" w:space="0" w:color="000000"/>
               <w:left w:val="single" w:sz="8" w:space="0" w:color="000000"/>
@@ -1875,7 +2228,7 @@
       </w:tr>
       <w:tr>
         <w:trPr>
-          <w:trHeight w:val="946"/>
+          <w:trHeight w:val="1371"/>
         </w:trPr>
         <w:tc>
           <w:tcPr>
@@ -1922,7 +2275,7 @@
         </w:tc>
         <w:tc>
           <w:tcPr>
-            <w:tcW w:w="1186" w:type="dxa"/>
+            <w:tcW w:w="881" w:type="dxa"/>
             <w:tcBorders>
               <w:top w:val="single" w:sz="8" w:space="0" w:color="000000"/>
               <w:left w:val="single" w:sz="8" w:space="0" w:color="000000"/>
@@ -1949,7 +2302,7 @@
         </w:tc>
         <w:tc>
           <w:tcPr>
-            <w:tcW w:w="2501" w:type="dxa"/>
+            <w:tcW w:w="2806" w:type="dxa"/>
             <w:tcBorders>
               <w:top w:val="single" w:sz="8" w:space="0" w:color="000000"/>
               <w:left w:val="single" w:sz="8" w:space="0" w:color="000000"/>
@@ -2012,14 +2365,108 @@
           <w:p>
             <w:pPr>
               <w:ind w:left="16"/>
-            </w:pPr>
-            <w:r>
               <w:rPr>
                 <w:sz w:val="21"/>
               </w:rPr>
-              <w:t xml:space="preserve">IBM MQ , IBM Datapower, Java,  Swing, </w:t>
-            </w:r>
-            <w:r>
+            </w:pPr>
+            <w:proofErr w:type="gramStart"/>
+            <w:r>
+              <w:rPr>
+                <w:sz w:val="21"/>
+              </w:rPr>
+              <w:t>Java,  Swing</w:t>
+            </w:r>
+            <w:proofErr w:type="gramEnd"/>
+            <w:r>
+              <w:rPr>
+                <w:sz w:val="21"/>
+              </w:rPr>
+              <w:t xml:space="preserve">, </w:t>
+            </w:r>
+            <w:proofErr w:type="spellStart"/>
+            <w:r>
+              <w:rPr>
+                <w:sz w:val="21"/>
+              </w:rPr>
+              <w:t>WebSockets</w:t>
+            </w:r>
+            <w:proofErr w:type="spellEnd"/>
+            <w:r>
+              <w:rPr>
+                <w:sz w:val="21"/>
+              </w:rPr>
+              <w:t xml:space="preserve">, Spring Boot, Oracle </w:t>
+            </w:r>
+            <w:proofErr w:type="gramStart"/>
+            <w:r>
+              <w:rPr>
+                <w:sz w:val="21"/>
+              </w:rPr>
+              <w:t>DB</w:t>
+            </w:r>
+            <w:r>
+              <w:rPr>
+                <w:sz w:val="21"/>
+              </w:rPr>
+              <w:t xml:space="preserve"> </w:t>
+            </w:r>
+            <w:r>
+              <w:rPr>
+                <w:sz w:val="21"/>
+              </w:rPr>
+              <w:t>,</w:t>
+            </w:r>
+            <w:proofErr w:type="gramEnd"/>
+            <w:r>
+              <w:rPr>
+                <w:sz w:val="21"/>
+              </w:rPr>
+              <w:t xml:space="preserve"> </w:t>
+            </w:r>
+            <w:r>
+              <w:rPr>
+                <w:sz w:val="21"/>
+              </w:rPr>
+              <w:t xml:space="preserve">IBM </w:t>
+            </w:r>
+            <w:proofErr w:type="gramStart"/>
+            <w:r>
+              <w:rPr>
+                <w:sz w:val="21"/>
+              </w:rPr>
+              <w:t>MQ ,</w:t>
+            </w:r>
+            <w:proofErr w:type="gramEnd"/>
+            <w:r>
+              <w:rPr>
+                <w:sz w:val="21"/>
+              </w:rPr>
+              <w:t xml:space="preserve"> IBM Datapower</w:t>
+            </w:r>
+            <w:r>
+              <w:rPr>
+                <w:sz w:val="21"/>
+              </w:rPr>
+              <w:t xml:space="preserve"> </w:t>
+            </w:r>
+          </w:p>
+          <w:p>
+            <w:pPr>
+              <w:ind w:left="16"/>
+              <w:rPr>
+                <w:sz w:val="21"/>
+              </w:rPr>
+            </w:pPr>
+            <w:r>
+              <w:rPr>
+                <w:sz w:val="21"/>
+              </w:rPr>
+              <w:t>&amp;</w:t>
+            </w:r>
+            <w:r>
+              <w:rPr>
+                <w:sz w:val="21"/>
+              </w:rPr>
               <w:t xml:space="preserve"> </w:t>
             </w:r>
           </w:p>
@@ -2027,45 +2474,94 @@
             <w:pPr>
               <w:spacing w:after="122"/>
               <w:ind w:left="16"/>
+            </w:pPr>
+            <w:r>
               <w:rPr>
                 <w:sz w:val="21"/>
               </w:rPr>
-            </w:pPr>
+              <w:t xml:space="preserve">Google </w:t>
+            </w:r>
+            <w:proofErr w:type="gramStart"/>
             <w:r>
               <w:rPr>
                 <w:sz w:val="21"/>
               </w:rPr>
-              <w:t>WebSockets, Spring Boot, Oracle DB</w:t>
+              <w:t>Cloud</w:t>
             </w:r>
             <w:r>
               <w:rPr>
                 <w:sz w:val="21"/>
               </w:rPr>
-              <w:t xml:space="preserve"> &amp;</w:t>
-            </w:r>
+              <w:t xml:space="preserve"> ,</w:t>
+            </w:r>
+            <w:proofErr w:type="gramEnd"/>
             <w:r>
               <w:rPr>
                 <w:sz w:val="21"/>
               </w:rPr>
-              <w:t xml:space="preserve"> </w:t>
-            </w:r>
-          </w:p>
-          <w:p>
-            <w:pPr>
-              <w:spacing w:after="122"/>
-              <w:ind w:left="16"/>
-            </w:pPr>
+              <w:t xml:space="preserve"> Gen </w:t>
+            </w:r>
+            <w:proofErr w:type="gramStart"/>
             <w:r>
               <w:rPr>
                 <w:sz w:val="21"/>
               </w:rPr>
-              <w:t>Google Cloud</w:t>
+              <w:t>AI ,Agenti</w:t>
             </w:r>
             <w:r>
               <w:rPr>
                 <w:sz w:val="21"/>
               </w:rPr>
-              <w:t xml:space="preserve"> , Gen AI ,Agentic AI.</w:t>
+              <w:t>c</w:t>
+            </w:r>
+            <w:proofErr w:type="gramEnd"/>
+            <w:r>
+              <w:rPr>
+                <w:sz w:val="21"/>
+              </w:rPr>
+              <w:t xml:space="preserve"> AI </w:t>
+            </w:r>
+            <w:proofErr w:type="gramStart"/>
+            <w:r>
+              <w:rPr>
+                <w:sz w:val="21"/>
+              </w:rPr>
+              <w:t>( Claude</w:t>
+            </w:r>
+            <w:proofErr w:type="gramEnd"/>
+            <w:r>
+              <w:rPr>
+                <w:sz w:val="21"/>
+              </w:rPr>
+              <w:t xml:space="preserve"> Code</w:t>
+            </w:r>
+            <w:proofErr w:type="gramStart"/>
+            <w:r>
+              <w:rPr>
+                <w:sz w:val="21"/>
+              </w:rPr>
+              <w:t>) ,</w:t>
+            </w:r>
+            <w:proofErr w:type="gramEnd"/>
+            <w:r>
+              <w:rPr>
+                <w:sz w:val="21"/>
+              </w:rPr>
+              <w:t xml:space="preserve"> Confluence </w:t>
+            </w:r>
+            <w:proofErr w:type="spellStart"/>
+            <w:r>
+              <w:rPr>
+                <w:sz w:val="21"/>
+              </w:rPr>
+              <w:t>Rovo</w:t>
+            </w:r>
+            <w:proofErr w:type="spellEnd"/>
+            <w:r>
+              <w:rPr>
+                <w:sz w:val="21"/>
+              </w:rPr>
+              <w:t>.</w:t>
             </w:r>
           </w:p>
         </w:tc>
@@ -2087,6 +2583,11 @@
           <w:p>
             <w:pPr>
               <w:ind w:left="14"/>
+              <w:rPr>
+                <w:rFonts w:ascii="Tahoma" w:eastAsia="Tahoma" w:hAnsi="Tahoma" w:cs="Tahoma"/>
+                <w:b/>
+                <w:sz w:val="20"/>
+              </w:rPr>
             </w:pPr>
             <w:r>
               <w:rPr>
@@ -2110,7 +2611,20 @@
                 <w:b/>
                 <w:sz w:val="20"/>
               </w:rPr>
-              <w:t xml:space="preserve">r Architect </w:t>
+              <w:t xml:space="preserve">r </w:t>
+            </w:r>
+          </w:p>
+          <w:p>
+            <w:pPr>
+              <w:ind w:left="14"/>
+            </w:pPr>
+            <w:r>
+              <w:rPr>
+                <w:rFonts w:ascii="Tahoma" w:eastAsia="Tahoma" w:hAnsi="Tahoma" w:cs="Tahoma"/>
+                <w:b/>
+                <w:sz w:val="20"/>
+              </w:rPr>
+              <w:t xml:space="preserve">Architect </w:t>
             </w:r>
             <w:r>
               <w:t xml:space="preserve"> </w:t>
@@ -2119,7 +2633,7 @@
         </w:tc>
         <w:tc>
           <w:tcPr>
-            <w:tcW w:w="1186" w:type="dxa"/>
+            <w:tcW w:w="881" w:type="dxa"/>
             <w:tcBorders>
               <w:top w:val="single" w:sz="8" w:space="0" w:color="000000"/>
               <w:left w:val="single" w:sz="8" w:space="0" w:color="000000"/>
@@ -2146,7 +2660,7 @@
         </w:tc>
         <w:tc>
           <w:tcPr>
-            <w:tcW w:w="2501" w:type="dxa"/>
+            <w:tcW w:w="2806" w:type="dxa"/>
             <w:tcBorders>
               <w:top w:val="single" w:sz="8" w:space="0" w:color="000000"/>
               <w:left w:val="single" w:sz="8" w:space="0" w:color="000000"/>
@@ -2224,7 +2738,39 @@
                 <w:rFonts w:ascii="Tahoma" w:eastAsia="Tahoma" w:hAnsi="Tahoma" w:cs="Tahoma"/>
                 <w:sz w:val="20"/>
               </w:rPr>
-              <w:t xml:space="preserve">IBM Integration Bus V10,IBM MQ , IBM </w:t>
+              <w:t>IBM Integration Bus V</w:t>
+            </w:r>
+            <w:proofErr w:type="gramStart"/>
+            <w:r>
+              <w:rPr>
+                <w:rFonts w:ascii="Tahoma" w:eastAsia="Tahoma" w:hAnsi="Tahoma" w:cs="Tahoma"/>
+                <w:sz w:val="20"/>
+              </w:rPr>
+              <w:t>10,IBM</w:t>
+            </w:r>
+            <w:proofErr w:type="gramEnd"/>
+            <w:r>
+              <w:rPr>
+                <w:rFonts w:ascii="Tahoma" w:eastAsia="Tahoma" w:hAnsi="Tahoma" w:cs="Tahoma"/>
+                <w:sz w:val="20"/>
+              </w:rPr>
+              <w:t xml:space="preserve"> </w:t>
+            </w:r>
+            <w:proofErr w:type="gramStart"/>
+            <w:r>
+              <w:rPr>
+                <w:rFonts w:ascii="Tahoma" w:eastAsia="Tahoma" w:hAnsi="Tahoma" w:cs="Tahoma"/>
+                <w:sz w:val="20"/>
+              </w:rPr>
+              <w:t>MQ ,</w:t>
+            </w:r>
+            <w:proofErr w:type="gramEnd"/>
+            <w:r>
+              <w:rPr>
+                <w:rFonts w:ascii="Tahoma" w:eastAsia="Tahoma" w:hAnsi="Tahoma" w:cs="Tahoma"/>
+                <w:sz w:val="20"/>
+              </w:rPr>
+              <w:t xml:space="preserve"> IBM </w:t>
             </w:r>
             <w:r>
               <w:t xml:space="preserve"> </w:t>
@@ -2241,7 +2787,71 @@
                 <w:rFonts w:ascii="Tahoma" w:eastAsia="Tahoma" w:hAnsi="Tahoma" w:cs="Tahoma"/>
                 <w:sz w:val="20"/>
               </w:rPr>
-              <w:t xml:space="preserve">BPM, Fico Blaze, Mainframe , Gitlab, Github, Udeploy, Jenkins, Gitlab CI, Jfrog </w:t>
+              <w:t xml:space="preserve">BPM, Fico Blaze, </w:t>
+            </w:r>
+            <w:proofErr w:type="gramStart"/>
+            <w:r>
+              <w:rPr>
+                <w:rFonts w:ascii="Tahoma" w:eastAsia="Tahoma" w:hAnsi="Tahoma" w:cs="Tahoma"/>
+                <w:sz w:val="20"/>
+              </w:rPr>
+              <w:t>Mainframe ,</w:t>
+            </w:r>
+            <w:proofErr w:type="gramEnd"/>
+            <w:r>
+              <w:rPr>
+                <w:rFonts w:ascii="Tahoma" w:eastAsia="Tahoma" w:hAnsi="Tahoma" w:cs="Tahoma"/>
+                <w:sz w:val="20"/>
+              </w:rPr>
+              <w:t xml:space="preserve"> Gitlab, </w:t>
+            </w:r>
+            <w:proofErr w:type="spellStart"/>
+            <w:r>
+              <w:rPr>
+                <w:rFonts w:ascii="Tahoma" w:eastAsia="Tahoma" w:hAnsi="Tahoma" w:cs="Tahoma"/>
+                <w:sz w:val="20"/>
+              </w:rPr>
+              <w:t>Github</w:t>
+            </w:r>
+            <w:proofErr w:type="spellEnd"/>
+            <w:r>
+              <w:rPr>
+                <w:rFonts w:ascii="Tahoma" w:eastAsia="Tahoma" w:hAnsi="Tahoma" w:cs="Tahoma"/>
+                <w:sz w:val="20"/>
+              </w:rPr>
+              <w:t xml:space="preserve">, </w:t>
+            </w:r>
+            <w:proofErr w:type="spellStart"/>
+            <w:r>
+              <w:rPr>
+                <w:rFonts w:ascii="Tahoma" w:eastAsia="Tahoma" w:hAnsi="Tahoma" w:cs="Tahoma"/>
+                <w:sz w:val="20"/>
+              </w:rPr>
+              <w:t>Udeploy</w:t>
+            </w:r>
+            <w:proofErr w:type="spellEnd"/>
+            <w:r>
+              <w:rPr>
+                <w:rFonts w:ascii="Tahoma" w:eastAsia="Tahoma" w:hAnsi="Tahoma" w:cs="Tahoma"/>
+                <w:sz w:val="20"/>
+              </w:rPr>
+              <w:t xml:space="preserve">, Jenkins, Gitlab CI, </w:t>
+            </w:r>
+            <w:proofErr w:type="spellStart"/>
+            <w:r>
+              <w:rPr>
+                <w:rFonts w:ascii="Tahoma" w:eastAsia="Tahoma" w:hAnsi="Tahoma" w:cs="Tahoma"/>
+                <w:sz w:val="20"/>
+              </w:rPr>
+              <w:t>Jfrog</w:t>
+            </w:r>
+            <w:proofErr w:type="spellEnd"/>
+            <w:r>
+              <w:rPr>
+                <w:rFonts w:ascii="Tahoma" w:eastAsia="Tahoma" w:hAnsi="Tahoma" w:cs="Tahoma"/>
+                <w:sz w:val="20"/>
+              </w:rPr>
+              <w:t xml:space="preserve"> </w:t>
             </w:r>
           </w:p>
           <w:p>
@@ -2300,7 +2910,7 @@
         </w:tc>
         <w:tc>
           <w:tcPr>
-            <w:tcW w:w="1186" w:type="dxa"/>
+            <w:tcW w:w="881" w:type="dxa"/>
             <w:tcBorders>
               <w:top w:val="single" w:sz="8" w:space="0" w:color="000000"/>
               <w:left w:val="single" w:sz="8" w:space="0" w:color="000000"/>
@@ -2327,7 +2937,7 @@
         </w:tc>
         <w:tc>
           <w:tcPr>
-            <w:tcW w:w="2501" w:type="dxa"/>
+            <w:tcW w:w="2806" w:type="dxa"/>
             <w:tcBorders>
               <w:top w:val="single" w:sz="8" w:space="0" w:color="000000"/>
               <w:left w:val="single" w:sz="8" w:space="0" w:color="000000"/>
@@ -2408,7 +3018,23 @@
                 <w:rFonts w:ascii="Tahoma" w:eastAsia="Tahoma" w:hAnsi="Tahoma" w:cs="Tahoma"/>
                 <w:sz w:val="20"/>
               </w:rPr>
-              <w:t xml:space="preserve">IBM WebSphere Message Broker V7 ,IBM </w:t>
+              <w:t>IBM WebSphere Message Broker V</w:t>
+            </w:r>
+            <w:proofErr w:type="gramStart"/>
+            <w:r>
+              <w:rPr>
+                <w:rFonts w:ascii="Tahoma" w:eastAsia="Tahoma" w:hAnsi="Tahoma" w:cs="Tahoma"/>
+                <w:sz w:val="20"/>
+              </w:rPr>
+              <w:t>7 ,IBM</w:t>
+            </w:r>
+            <w:proofErr w:type="gramEnd"/>
+            <w:r>
+              <w:rPr>
+                <w:rFonts w:ascii="Tahoma" w:eastAsia="Tahoma" w:hAnsi="Tahoma" w:cs="Tahoma"/>
+                <w:sz w:val="20"/>
+              </w:rPr>
+              <w:t xml:space="preserve"> </w:t>
             </w:r>
           </w:p>
           <w:p>
@@ -2420,12 +3046,37 @@
                 <w:sz w:val="20"/>
               </w:rPr>
             </w:pPr>
-            <w:r>
-              <w:rPr>
-                <w:rFonts w:ascii="Tahoma" w:eastAsia="Tahoma" w:hAnsi="Tahoma" w:cs="Tahoma"/>
-                <w:sz w:val="20"/>
-              </w:rPr>
-              <w:t>MQ , ESQL , Web Services, SOAP UI and AIX</w:t>
+            <w:proofErr w:type="gramStart"/>
+            <w:r>
+              <w:rPr>
+                <w:rFonts w:ascii="Tahoma" w:eastAsia="Tahoma" w:hAnsi="Tahoma" w:cs="Tahoma"/>
+                <w:sz w:val="20"/>
+              </w:rPr>
+              <w:t>MQ ,</w:t>
+            </w:r>
+            <w:proofErr w:type="gramEnd"/>
+            <w:r>
+              <w:rPr>
+                <w:rFonts w:ascii="Tahoma" w:eastAsia="Tahoma" w:hAnsi="Tahoma" w:cs="Tahoma"/>
+                <w:sz w:val="20"/>
+              </w:rPr>
+              <w:t xml:space="preserve"> </w:t>
+            </w:r>
+            <w:proofErr w:type="gramStart"/>
+            <w:r>
+              <w:rPr>
+                <w:rFonts w:ascii="Tahoma" w:eastAsia="Tahoma" w:hAnsi="Tahoma" w:cs="Tahoma"/>
+                <w:sz w:val="20"/>
+              </w:rPr>
+              <w:t>ESQL ,</w:t>
+            </w:r>
+            <w:proofErr w:type="gramEnd"/>
+            <w:r>
+              <w:rPr>
+                <w:rFonts w:ascii="Tahoma" w:eastAsia="Tahoma" w:hAnsi="Tahoma" w:cs="Tahoma"/>
+                <w:sz w:val="20"/>
+              </w:rPr>
+              <w:t xml:space="preserve"> Web Services, SOAP UI and AIX</w:t>
             </w:r>
           </w:p>
           <w:p>
@@ -2469,7 +3120,7 @@
         </w:tc>
         <w:tc>
           <w:tcPr>
-            <w:tcW w:w="1186" w:type="dxa"/>
+            <w:tcW w:w="881" w:type="dxa"/>
             <w:tcBorders>
               <w:top w:val="single" w:sz="8" w:space="0" w:color="000000"/>
               <w:left w:val="single" w:sz="8" w:space="0" w:color="000000"/>
@@ -2496,7 +3147,7 @@
         </w:tc>
         <w:tc>
           <w:tcPr>
-            <w:tcW w:w="2501" w:type="dxa"/>
+            <w:tcW w:w="2806" w:type="dxa"/>
             <w:tcBorders>
               <w:top w:val="single" w:sz="8" w:space="0" w:color="000000"/>
               <w:left w:val="single" w:sz="8" w:space="0" w:color="000000"/>
@@ -2578,7 +3229,23 @@
                 <w:rFonts w:ascii="Tahoma" w:eastAsia="Tahoma" w:hAnsi="Tahoma" w:cs="Tahoma"/>
                 <w:sz w:val="20"/>
               </w:rPr>
-              <w:t xml:space="preserve">IBM WebSphere Message Broker V8,IBM </w:t>
+              <w:t xml:space="preserve">IBM WebSphere Message Broker </w:t>
+            </w:r>
+            <w:proofErr w:type="gramStart"/>
+            <w:r>
+              <w:rPr>
+                <w:rFonts w:ascii="Tahoma" w:eastAsia="Tahoma" w:hAnsi="Tahoma" w:cs="Tahoma"/>
+                <w:sz w:val="20"/>
+              </w:rPr>
+              <w:t>V8,IBM</w:t>
+            </w:r>
+            <w:proofErr w:type="gramEnd"/>
+            <w:r>
+              <w:rPr>
+                <w:rFonts w:ascii="Tahoma" w:eastAsia="Tahoma" w:hAnsi="Tahoma" w:cs="Tahoma"/>
+                <w:sz w:val="20"/>
+              </w:rPr>
+              <w:t xml:space="preserve"> </w:t>
             </w:r>
             <w:r>
               <w:t xml:space="preserve"> </w:t>
@@ -2594,7 +3261,23 @@
                 <w:rFonts w:ascii="Tahoma" w:eastAsia="Tahoma" w:hAnsi="Tahoma" w:cs="Tahoma"/>
                 <w:sz w:val="20"/>
               </w:rPr>
-              <w:t xml:space="preserve">WebSphere MQ V7,IBM Datapower </w:t>
+              <w:t>WebSphere MQ V</w:t>
+            </w:r>
+            <w:proofErr w:type="gramStart"/>
+            <w:r>
+              <w:rPr>
+                <w:rFonts w:ascii="Tahoma" w:eastAsia="Tahoma" w:hAnsi="Tahoma" w:cs="Tahoma"/>
+                <w:sz w:val="20"/>
+              </w:rPr>
+              <w:t>7,IBM</w:t>
+            </w:r>
+            <w:proofErr w:type="gramEnd"/>
+            <w:r>
+              <w:rPr>
+                <w:rFonts w:ascii="Tahoma" w:eastAsia="Tahoma" w:hAnsi="Tahoma" w:cs="Tahoma"/>
+                <w:sz w:val="20"/>
+              </w:rPr>
+              <w:t xml:space="preserve"> Datapower </w:t>
             </w:r>
             <w:r>
               <w:t xml:space="preserve"> </w:t>
@@ -2614,7 +3297,23 @@
                 <w:rFonts w:ascii="Tahoma" w:eastAsia="Tahoma" w:hAnsi="Tahoma" w:cs="Tahoma"/>
                 <w:sz w:val="20"/>
               </w:rPr>
-              <w:t>XI52,Java, XML, XSLT, Web Services, SOAP UI and AIX</w:t>
+              <w:t>XI</w:t>
+            </w:r>
+            <w:proofErr w:type="gramStart"/>
+            <w:r>
+              <w:rPr>
+                <w:rFonts w:ascii="Tahoma" w:eastAsia="Tahoma" w:hAnsi="Tahoma" w:cs="Tahoma"/>
+                <w:sz w:val="20"/>
+              </w:rPr>
+              <w:t>52,Java</w:t>
+            </w:r>
+            <w:proofErr w:type="gramEnd"/>
+            <w:r>
+              <w:rPr>
+                <w:rFonts w:ascii="Tahoma" w:eastAsia="Tahoma" w:hAnsi="Tahoma" w:cs="Tahoma"/>
+                <w:sz w:val="20"/>
+              </w:rPr>
+              <w:t>, XML, XSLT, Web Services, SOAP UI and AIX</w:t>
             </w:r>
           </w:p>
           <w:p>
@@ -2665,23 +3364,7 @@
                 <w:b/>
                 <w:sz w:val="20"/>
               </w:rPr>
-              <w:t>(</w:t>
-            </w:r>
-            <w:r>
-              <w:rPr>
-                <w:rFonts w:ascii="Tahoma" w:eastAsia="Tahoma" w:hAnsi="Tahoma" w:cs="Tahoma"/>
-                <w:b/>
-                <w:sz w:val="20"/>
-              </w:rPr>
-              <w:t xml:space="preserve"> US </w:t>
-            </w:r>
-            <w:r>
-              <w:rPr>
-                <w:rFonts w:ascii="Tahoma" w:eastAsia="Tahoma" w:hAnsi="Tahoma" w:cs="Tahoma"/>
-                <w:b/>
-                <w:sz w:val="20"/>
-              </w:rPr>
-              <w:t xml:space="preserve">Onshore) </w:t>
+              <w:t xml:space="preserve"> </w:t>
             </w:r>
             <w:r>
               <w:t xml:space="preserve"> </w:t>
@@ -2700,7 +3383,7 @@
         </w:tc>
         <w:tc>
           <w:tcPr>
-            <w:tcW w:w="1186" w:type="dxa"/>
+            <w:tcW w:w="881" w:type="dxa"/>
             <w:tcBorders>
               <w:top w:val="single" w:sz="8" w:space="0" w:color="000000"/>
               <w:left w:val="single" w:sz="8" w:space="0" w:color="000000"/>
@@ -2727,7 +3410,7 @@
         </w:tc>
         <w:tc>
           <w:tcPr>
-            <w:tcW w:w="2501" w:type="dxa"/>
+            <w:tcW w:w="2806" w:type="dxa"/>
             <w:tcBorders>
               <w:top w:val="single" w:sz="8" w:space="0" w:color="000000"/>
               <w:left w:val="single" w:sz="8" w:space="0" w:color="000000"/>
@@ -2738,14 +3421,32 @@
           <w:p>
             <w:pPr>
               <w:jc w:val="both"/>
-            </w:pPr>
-            <w:r>
               <w:rPr>
                 <w:rFonts w:ascii="Tahoma" w:eastAsia="Tahoma" w:hAnsi="Tahoma" w:cs="Tahoma"/>
                 <w:b/>
                 <w:sz w:val="21"/>
               </w:rPr>
+            </w:pPr>
+            <w:r>
+              <w:rPr>
+                <w:rFonts w:ascii="Tahoma" w:eastAsia="Tahoma" w:hAnsi="Tahoma" w:cs="Tahoma"/>
+                <w:b/>
+                <w:sz w:val="21"/>
+              </w:rPr>
               <w:t>Mar 2012 – July 2012</w:t>
+            </w:r>
+          </w:p>
+          <w:p>
+            <w:pPr>
+              <w:jc w:val="both"/>
+            </w:pPr>
+            <w:r>
+              <w:rPr>
+                <w:rFonts w:ascii="Tahoma" w:eastAsia="Tahoma" w:hAnsi="Tahoma" w:cs="Tahoma"/>
+                <w:b/>
+                <w:sz w:val="20"/>
+              </w:rPr>
+              <w:t>(US Onshore)</w:t>
             </w:r>
             <w:r>
               <w:rPr>
@@ -2827,7 +3528,23 @@
                 <w:rFonts w:ascii="Tahoma" w:eastAsia="Tahoma" w:hAnsi="Tahoma" w:cs="Tahoma"/>
                 <w:sz w:val="20"/>
               </w:rPr>
-              <w:t>Services, SOAP UI , CVS</w:t>
+              <w:t xml:space="preserve">Services, SOAP </w:t>
+            </w:r>
+            <w:proofErr w:type="gramStart"/>
+            <w:r>
+              <w:rPr>
+                <w:rFonts w:ascii="Tahoma" w:eastAsia="Tahoma" w:hAnsi="Tahoma" w:cs="Tahoma"/>
+                <w:sz w:val="20"/>
+              </w:rPr>
+              <w:t>UI ,</w:t>
+            </w:r>
+            <w:proofErr w:type="gramEnd"/>
+            <w:r>
+              <w:rPr>
+                <w:rFonts w:ascii="Tahoma" w:eastAsia="Tahoma" w:hAnsi="Tahoma" w:cs="Tahoma"/>
+                <w:sz w:val="20"/>
+              </w:rPr>
+              <w:t xml:space="preserve"> CVS</w:t>
             </w:r>
           </w:p>
           <w:p>
@@ -2883,61 +3600,13 @@
               <w:ind w:left="14"/>
             </w:pPr>
             <w:r>
-              <w:rPr>
-                <w:rFonts w:ascii="Tahoma" w:eastAsia="Tahoma" w:hAnsi="Tahoma" w:cs="Tahoma"/>
-                <w:b/>
-                <w:sz w:val="20"/>
-              </w:rPr>
-              <w:t xml:space="preserve">(Offshore </w:t>
-            </w:r>
-            <w:r>
-              <w:rPr>
-                <w:rFonts w:ascii="Tahoma" w:eastAsia="Tahoma" w:hAnsi="Tahoma" w:cs="Tahoma"/>
-                <w:b/>
-                <w:sz w:val="20"/>
-              </w:rPr>
-              <w:t>&amp;</w:t>
-            </w:r>
-            <w:r>
-              <w:rPr>
-                <w:rFonts w:ascii="Tahoma" w:eastAsia="Tahoma" w:hAnsi="Tahoma" w:cs="Tahoma"/>
-                <w:b/>
-                <w:sz w:val="20"/>
-              </w:rPr>
-              <w:t xml:space="preserve"> </w:t>
-            </w:r>
-            <w:r>
-              <w:t xml:space="preserve"> </w:t>
-            </w:r>
-          </w:p>
-          <w:p>
-            <w:pPr>
-              <w:ind w:left="14"/>
-            </w:pPr>
-            <w:r>
-              <w:rPr>
-                <w:rFonts w:ascii="Tahoma" w:eastAsia="Tahoma" w:hAnsi="Tahoma" w:cs="Tahoma"/>
-                <w:b/>
-                <w:sz w:val="20"/>
-              </w:rPr>
-              <w:t xml:space="preserve">US </w:t>
-            </w:r>
-            <w:r>
-              <w:rPr>
-                <w:rFonts w:ascii="Tahoma" w:eastAsia="Tahoma" w:hAnsi="Tahoma" w:cs="Tahoma"/>
-                <w:b/>
-                <w:sz w:val="20"/>
-              </w:rPr>
-              <w:t xml:space="preserve">Onshore) </w:t>
-            </w:r>
-            <w:r>
               <w:t xml:space="preserve"> </w:t>
             </w:r>
           </w:p>
         </w:tc>
         <w:tc>
           <w:tcPr>
-            <w:tcW w:w="1186" w:type="dxa"/>
+            <w:tcW w:w="881" w:type="dxa"/>
             <w:tcBorders>
               <w:top w:val="single" w:sz="8" w:space="0" w:color="000000"/>
               <w:left w:val="single" w:sz="8" w:space="0" w:color="000000"/>
@@ -2964,7 +3633,7 @@
         </w:tc>
         <w:tc>
           <w:tcPr>
-            <w:tcW w:w="2501" w:type="dxa"/>
+            <w:tcW w:w="2806" w:type="dxa"/>
             <w:tcBorders>
               <w:top w:val="single" w:sz="8" w:space="0" w:color="000000"/>
               <w:left w:val="single" w:sz="8" w:space="0" w:color="000000"/>
@@ -2975,14 +3644,27 @@
           <w:p>
             <w:pPr>
               <w:jc w:val="both"/>
-            </w:pPr>
-            <w:r>
               <w:rPr>
                 <w:rFonts w:ascii="Tahoma" w:eastAsia="Tahoma" w:hAnsi="Tahoma" w:cs="Tahoma"/>
                 <w:b/>
                 <w:sz w:val="21"/>
               </w:rPr>
-              <w:t xml:space="preserve">July 2007 – July 2008 </w:t>
+            </w:pPr>
+            <w:r>
+              <w:rPr>
+                <w:rFonts w:ascii="Tahoma" w:eastAsia="Tahoma" w:hAnsi="Tahoma" w:cs="Tahoma"/>
+                <w:b/>
+                <w:sz w:val="21"/>
+              </w:rPr>
+              <w:t>July 2007 – July 2008</w:t>
+            </w:r>
+            <w:r>
+              <w:rPr>
+                <w:rFonts w:ascii="Tahoma" w:eastAsia="Tahoma" w:hAnsi="Tahoma" w:cs="Tahoma"/>
+                <w:b/>
+                <w:sz w:val="21"/>
+              </w:rPr>
+              <w:t xml:space="preserve"> </w:t>
             </w:r>
           </w:p>
           <w:p>
@@ -2995,6 +3677,37 @@
                 <w:b/>
                 <w:sz w:val="21"/>
               </w:rPr>
+              <w:t>(Offshore)</w:t>
+            </w:r>
+            <w:r>
+              <w:rPr>
+                <w:rFonts w:ascii="Tahoma" w:eastAsia="Tahoma" w:hAnsi="Tahoma" w:cs="Tahoma"/>
+                <w:b/>
+                <w:sz w:val="21"/>
+              </w:rPr>
+              <w:t xml:space="preserve"> </w:t>
+            </w:r>
+          </w:p>
+          <w:p>
+            <w:pPr>
+              <w:jc w:val="both"/>
+              <w:rPr>
+                <w:rFonts w:ascii="Tahoma" w:eastAsia="Tahoma" w:hAnsi="Tahoma" w:cs="Tahoma"/>
+                <w:b/>
+                <w:sz w:val="21"/>
+              </w:rPr>
+            </w:pPr>
+          </w:p>
+          <w:p>
+            <w:pPr>
+              <w:jc w:val="both"/>
+            </w:pPr>
+            <w:r>
+              <w:rPr>
+                <w:rFonts w:ascii="Tahoma" w:eastAsia="Tahoma" w:hAnsi="Tahoma" w:cs="Tahoma"/>
+                <w:b/>
+                <w:sz w:val="21"/>
+              </w:rPr>
               <w:t>July 2008 – Feb 2012</w:t>
             </w:r>
             <w:r>
@@ -3007,6 +3720,51 @@
             </w:r>
             <w:r>
               <w:t xml:space="preserve"> </w:t>
+            </w:r>
+          </w:p>
+          <w:p>
+            <w:pPr>
+              <w:jc w:val="both"/>
+            </w:pPr>
+            <w:r>
+              <w:rPr>
+                <w:rFonts w:ascii="Tahoma" w:eastAsia="Tahoma" w:hAnsi="Tahoma" w:cs="Tahoma"/>
+                <w:b/>
+                <w:sz w:val="21"/>
+              </w:rPr>
+              <w:t>(</w:t>
+            </w:r>
+            <w:r>
+              <w:rPr>
+                <w:rFonts w:ascii="Tahoma" w:eastAsia="Tahoma" w:hAnsi="Tahoma" w:cs="Tahoma"/>
+                <w:b/>
+                <w:sz w:val="21"/>
+              </w:rPr>
+              <w:t xml:space="preserve">US </w:t>
+            </w:r>
+            <w:r>
+              <w:rPr>
+                <w:rFonts w:ascii="Tahoma" w:eastAsia="Tahoma" w:hAnsi="Tahoma" w:cs="Tahoma"/>
+                <w:b/>
+                <w:sz w:val="21"/>
+              </w:rPr>
+              <w:t>O</w:t>
+            </w:r>
+            <w:r>
+              <w:rPr>
+                <w:rFonts w:ascii="Tahoma" w:eastAsia="Tahoma" w:hAnsi="Tahoma" w:cs="Tahoma"/>
+                <w:b/>
+                <w:sz w:val="21"/>
+              </w:rPr>
+              <w:t>n</w:t>
+            </w:r>
+            <w:r>
+              <w:rPr>
+                <w:rFonts w:ascii="Tahoma" w:eastAsia="Tahoma" w:hAnsi="Tahoma" w:cs="Tahoma"/>
+                <w:b/>
+                <w:sz w:val="21"/>
+              </w:rPr>
+              <w:t>shore)</w:t>
             </w:r>
           </w:p>
         </w:tc>
@@ -3151,6 +3909,11 @@
           <w:p>
             <w:pPr>
               <w:ind w:left="14"/>
+              <w:rPr>
+                <w:rFonts w:ascii="Tahoma" w:eastAsia="Tahoma" w:hAnsi="Tahoma" w:cs="Tahoma"/>
+                <w:b/>
+                <w:sz w:val="20"/>
+              </w:rPr>
             </w:pPr>
             <w:r>
               <w:rPr>
@@ -3160,46 +3923,11 @@
               </w:rPr>
               <w:t xml:space="preserve">Developer </w:t>
             </w:r>
-            <w:r>
-              <w:rPr>
-                <w:rFonts w:ascii="Tahoma" w:eastAsia="Tahoma" w:hAnsi="Tahoma" w:cs="Tahoma"/>
-                <w:b/>
-                <w:sz w:val="20"/>
-              </w:rPr>
-              <w:t>(</w:t>
-            </w:r>
-            <w:r>
-              <w:rPr>
-                <w:rFonts w:ascii="Tahoma" w:eastAsia="Tahoma" w:hAnsi="Tahoma" w:cs="Tahoma"/>
-                <w:b/>
-                <w:sz w:val="20"/>
-              </w:rPr>
-              <w:t xml:space="preserve"> </w:t>
-            </w:r>
-            <w:r>
-              <w:rPr>
-                <w:rFonts w:ascii="Tahoma" w:eastAsia="Tahoma" w:hAnsi="Tahoma" w:cs="Tahoma"/>
-                <w:b/>
-                <w:sz w:val="20"/>
-              </w:rPr>
-              <w:t xml:space="preserve">UK </w:t>
-            </w:r>
-            <w:r>
-              <w:rPr>
-                <w:rFonts w:ascii="Tahoma" w:eastAsia="Tahoma" w:hAnsi="Tahoma" w:cs="Tahoma"/>
-                <w:b/>
-                <w:sz w:val="20"/>
-              </w:rPr>
-              <w:t xml:space="preserve">Onshore </w:t>
-            </w:r>
-            <w:r>
-              <w:rPr>
-                <w:rFonts w:ascii="Tahoma" w:eastAsia="Tahoma" w:hAnsi="Tahoma" w:cs="Tahoma"/>
-                <w:b/>
-                <w:sz w:val="20"/>
-              </w:rPr>
-              <w:t>)</w:t>
-            </w:r>
+          </w:p>
+          <w:p>
+            <w:pPr>
+              <w:ind w:left="14"/>
+            </w:pPr>
             <w:r>
               <w:t xml:space="preserve"> </w:t>
             </w:r>
@@ -3207,7 +3935,7 @@
         </w:tc>
         <w:tc>
           <w:tcPr>
-            <w:tcW w:w="1186" w:type="dxa"/>
+            <w:tcW w:w="881" w:type="dxa"/>
             <w:tcBorders>
               <w:top w:val="single" w:sz="8" w:space="0" w:color="000000"/>
               <w:left w:val="single" w:sz="8" w:space="0" w:color="000000"/>
@@ -3234,7 +3962,7 @@
         </w:tc>
         <w:tc>
           <w:tcPr>
-            <w:tcW w:w="2501" w:type="dxa"/>
+            <w:tcW w:w="2806" w:type="dxa"/>
             <w:tcBorders>
               <w:top w:val="single" w:sz="8" w:space="0" w:color="000000"/>
               <w:left w:val="single" w:sz="8" w:space="0" w:color="000000"/>
@@ -3245,6 +3973,11 @@
           <w:p>
             <w:pPr>
               <w:jc w:val="both"/>
+              <w:rPr>
+                <w:rFonts w:ascii="Tahoma" w:eastAsia="Tahoma" w:hAnsi="Tahoma" w:cs="Tahoma"/>
+                <w:b/>
+                <w:sz w:val="20"/>
+              </w:rPr>
             </w:pPr>
             <w:r>
               <w:rPr>
@@ -3261,6 +3994,35 @@
                 <w:sz w:val="20"/>
               </w:rPr>
               <w:t xml:space="preserve"> </w:t>
+            </w:r>
+          </w:p>
+          <w:p>
+            <w:pPr>
+              <w:jc w:val="both"/>
+            </w:pPr>
+            <w:r>
+              <w:rPr>
+                <w:rFonts w:ascii="Tahoma" w:eastAsia="Tahoma" w:hAnsi="Tahoma" w:cs="Tahoma"/>
+                <w:b/>
+                <w:sz w:val="21"/>
+              </w:rPr>
+              <w:t>(</w:t>
+            </w:r>
+            <w:r>
+              <w:rPr>
+                <w:rFonts w:ascii="Tahoma" w:eastAsia="Tahoma" w:hAnsi="Tahoma" w:cs="Tahoma"/>
+                <w:b/>
+                <w:sz w:val="21"/>
+              </w:rPr>
+              <w:t xml:space="preserve">UK </w:t>
+            </w:r>
+            <w:r>
+              <w:rPr>
+                <w:rFonts w:ascii="Tahoma" w:eastAsia="Tahoma" w:hAnsi="Tahoma" w:cs="Tahoma"/>
+                <w:b/>
+                <w:sz w:val="21"/>
+              </w:rPr>
+              <w:t>Onshore)</w:t>
             </w:r>
           </w:p>
         </w:tc>
@@ -3351,7 +4113,7 @@
       </w:tr>
       <w:tr>
         <w:trPr>
-          <w:trHeight w:val="952"/>
+          <w:trHeight w:val="938"/>
         </w:trPr>
         <w:tc>
           <w:tcPr>
@@ -3382,7 +4144,7 @@
         </w:tc>
         <w:tc>
           <w:tcPr>
-            <w:tcW w:w="1186" w:type="dxa"/>
+            <w:tcW w:w="881" w:type="dxa"/>
             <w:tcBorders>
               <w:top w:val="single" w:sz="8" w:space="0" w:color="000000"/>
               <w:left w:val="single" w:sz="8" w:space="0" w:color="000000"/>
@@ -3409,7 +4171,7 @@
         </w:tc>
         <w:tc>
           <w:tcPr>
-            <w:tcW w:w="2501" w:type="dxa"/>
+            <w:tcW w:w="2806" w:type="dxa"/>
             <w:tcBorders>
               <w:top w:val="single" w:sz="8" w:space="0" w:color="000000"/>
               <w:left w:val="single" w:sz="8" w:space="0" w:color="000000"/>
@@ -3503,12 +4265,6 @@
             <w:r>
               <w:t xml:space="preserve"> </w:t>
             </w:r>
-          </w:p>
-          <w:p>
-            <w:pPr>
-              <w:ind w:left="16"/>
-              <w:jc w:val="both"/>
-            </w:pPr>
           </w:p>
           <w:p>
             <w:pPr>
